--- a/tutorial/project_walkthrough_zh.docx
+++ b/tutorial/project_walkthrough_zh.docx
@@ -1616,7 +1616,7 @@
     </w:p>
     <w:p>
       <w:r>
-        <w:t>26 个 test 样本的 z：直方图和 QQ 图大体贴着标准正态，右尾略厚（那三个 32 天的样本）。按年龄段和按文章分组，z 的均值都在 0 附近，标准差都在 1 附近。这是"模型对所有年龄、所有实验室都诚实"的证据。</w:t>
+        <w:t>26 个 test 样本的 z：直方图和 QQ 图大体贴着标准正态，右尾略厚，来自 test 集里 70 天那个前体比例 84% 的 Bhaduri 2020 样本（z = +2.7）。那三个 32 天的低值样本在 train 集，不影响这个统计。按年龄段和按文章分组，z 的均值都在 0 附近，标准差都在 1 附近。这是"模型对所有年龄、所有实验室都诚实"的证据。</w:t>
       </w:r>
     </w:p>
     <w:p>
